--- a/public/cv-es.docx
+++ b/public/cv-es.docx
@@ -491,6 +491,34 @@
     </w:p>
     <w:p>
       <w:pPr>
+        <w:spacing w:before="75" w:after="15"/>
+      </w:pPr>
+      <w:r>
+        <w:rPr>
+          <w:rFonts w:ascii="Segoe UI" w:hAnsi="Segoe UI"/>
+          <w:b/>
+          <w:color w:val="1A1A1A"/>
+          <w:sz w:val="17"/>
+        </w:rPr>
+        <w:t>Grado en Ingeniería en Inteligencia Artificial — UNED (Universidad Nacional de Educación a Distancia), España</w:t>
+      </w:r>
+    </w:p>
+    <w:p>
+      <w:pPr>
+        <w:spacing w:after="35"/>
+      </w:pPr>
+      <w:r>
+        <w:rPr>
+          <w:rFonts w:ascii="Segoe UI" w:hAnsi="Segoe UI"/>
+          <w:i/>
+          <w:color w:val="555555"/>
+          <w:sz w:val="15"/>
+        </w:rPr>
+        <w:t>Oct 2026 – PRESENTE</w:t>
+      </w:r>
+    </w:p>
+    <w:p>
+      <w:pPr>
         <w:spacing w:after="15" w:before="75"/>
       </w:pPr>
       <w:r>
@@ -518,7 +546,7 @@
           <w:sz w:val="15"/>
           <w:szCs w:val="15"/>
         </w:rPr>
-        <w:t xml:space="preserve">2024</w:t>
+        <w:t>Sep 2022 – Jun 2024</w:t>
       </w:r>
     </w:p>
     <w:p>
@@ -550,7 +578,7 @@
           <w:sz w:val="15"/>
           <w:szCs w:val="15"/>
         </w:rPr>
-        <w:t xml:space="preserve">2021</w:t>
+        <w:t>Sep 2019 – Jun 2021</w:t>
       </w:r>
     </w:p>
     <w:p>
@@ -582,7 +610,7 @@
           <w:sz w:val="15"/>
           <w:szCs w:val="15"/>
         </w:rPr>
-        <w:t xml:space="preserve">2019</w:t>
+        <w:t>Sep 2015 – Jun 2019</w:t>
       </w:r>
     </w:p>
     <w:p>
